--- a/docs/proposal-templates/tessgi_mini_template_Cycle9.docx
+++ b/docs/proposal-templates/tessgi_mini_template_Cycle9.docx
@@ -29,7 +29,15 @@
         <w:t xml:space="preserve">TESS </w:t>
       </w:r>
       <w:r>
-        <w:t>GI proposal are shown below. Feel free to change section headings as necessary, but this is the suggested minimal information that should be included in the proposal. This Science/Technical section of the proposal is limited to 2 pages. Figures are included in these page limits, but not references or a (sample) target table.</w:t>
+        <w:t xml:space="preserve">GI proposal are shown below. Feel free to change section headings as necessary, but this is the suggested minimal information that should be included in the proposal. This Science/Technical section of the proposal is limited to 2 pages. Figures are included in these page </w:t>
+      </w:r>
+      <w:proofErr w:type="gramStart"/>
+      <w:r>
+        <w:t>limits, but</w:t>
+      </w:r>
+      <w:proofErr w:type="gramEnd"/>
+      <w:r>
+        <w:t xml:space="preserve"> not references or a (sample) target table.</w:t>
       </w:r>
     </w:p>
     <w:p>
@@ -194,7 +202,15 @@
         <w:t xml:space="preserve">TESS </w:t>
       </w:r>
       <w:r>
-        <w:t xml:space="preserve">observations and analyses here. In particular, justify your choice of new 2 min or 20 s cadence observations. If you will also be making use of the 200 s FFIs for your research, make it clear why the </w:t>
+        <w:t xml:space="preserve">observations and analyses here. </w:t>
+      </w:r>
+      <w:proofErr w:type="gramStart"/>
+      <w:r>
+        <w:t>In particular, justify</w:t>
+      </w:r>
+      <w:proofErr w:type="gramEnd"/>
+      <w:r>
+        <w:t xml:space="preserve"> your choice of new 2 min or 20 s cadence observations. If you will also be making use of the 200 s FFIs for your research, make it clear why the </w:t>
       </w:r>
       <w:r>
         <w:rPr>
@@ -1446,7 +1462,15 @@
         <w:ind w:left="-15" w:firstLine="351"/>
       </w:pPr>
       <w:r>
-        <w:t xml:space="preserve">The OSDMP can be no more than 2-pages long, and </w:t>
+        <w:t xml:space="preserve">The OSDMP can be no more than 2-pages </w:t>
+      </w:r>
+      <w:proofErr w:type="gramStart"/>
+      <w:r>
+        <w:t>long, and</w:t>
+      </w:r>
+      <w:proofErr w:type="gramEnd"/>
+      <w:r>
+        <w:t xml:space="preserve"> </w:t>
       </w:r>
       <w:r>
         <w:rPr>
@@ -1667,7 +1691,19 @@
         <w:ind w:left="-15" w:firstLine="351"/>
       </w:pPr>
       <w:r>
-        <w:t>Questions about OSDMPs can be sent to SARA@nasa.gov or the program scientist Hannah Jang-Condell (hannah.jang-condell@nasa.gov).</w:t>
+        <w:t xml:space="preserve">Questions about OSDMPs can be sent to SARA@nasa.gov or the program scientist </w:t>
+      </w:r>
+      <w:r>
+        <w:t>Josh Pepper</w:t>
+      </w:r>
+      <w:r>
+        <w:t xml:space="preserve"> (</w:t>
+      </w:r>
+      <w:r>
+        <w:t>joshua.a.pepper@nasa.gov</w:t>
+      </w:r>
+      <w:r>
+        <w:t>).</w:t>
       </w:r>
     </w:p>
     <w:p>
